--- a/Опис.docx
+++ b/Опис.docx
@@ -354,7 +354,13 @@
         </w:rPr>
       </w:pPr>
       <w:r>
-        <w:t xml:space="preserve">Q </w:t>
+        <w:t>Q</w:t>
+      </w:r>
+      <w:r>
+        <w:rPr>
+          <w:lang w:val="ru-RU"/>
+        </w:rPr>
+        <w:t xml:space="preserve"> </w:t>
       </w:r>
       <w:r>
         <w:rPr>
@@ -363,7 +369,13 @@
         <w:t xml:space="preserve">и </w:t>
       </w:r>
       <w:r>
-        <w:t xml:space="preserve">S </w:t>
+        <w:t>S</w:t>
+      </w:r>
+      <w:r>
+        <w:rPr>
+          <w:lang w:val="ru-RU"/>
+        </w:rPr>
+        <w:t xml:space="preserve"> </w:t>
       </w:r>
       <w:r>
         <w:rPr>
@@ -525,73 +537,928 @@
     </w:p>
     <w:p>
       <w:pPr>
-        <w:rPr>
-          <w:lang w:val="ru-RU"/>
-        </w:rPr>
-      </w:pPr>
-      <w:r>
-        <w:rPr>
-          <w:lang w:val="ru-RU"/>
-        </w:rPr>
-        <w:br w:type="page"/>
+        <w:pStyle w:val="k3ksmc"/>
+        <w:numPr>
+          <w:ilvl w:val="0"/>
+          <w:numId w:val="1"/>
+        </w:numPr>
+        <w:shd w:val="clear" w:color="auto" w:fill="FFFFFF"/>
+        <w:spacing w:before="0" w:beforeAutospacing="0" w:after="120" w:afterAutospacing="0" w:line="330" w:lineRule="atLeast"/>
+        <w:rPr>
+          <w:rFonts w:ascii="Arial" w:hAnsi="Arial" w:cs="Arial"/>
+          <w:color w:val="001D35"/>
+        </w:rPr>
+      </w:pPr>
+      <w:r>
+        <w:rPr>
+          <w:rStyle w:val="ae"/>
+          <w:rFonts w:ascii="Arial" w:eastAsiaTheme="majorEastAsia" w:hAnsi="Arial" w:cs="Arial"/>
+          <w:color w:val="001D35"/>
+        </w:rPr>
+        <w:t xml:space="preserve">Q </w:t>
+      </w:r>
+      <w:proofErr w:type="spellStart"/>
+      <w:r>
+        <w:rPr>
+          <w:rStyle w:val="ae"/>
+          <w:rFonts w:ascii="Arial" w:eastAsiaTheme="majorEastAsia" w:hAnsi="Arial" w:cs="Arial"/>
+          <w:color w:val="001D35"/>
+        </w:rPr>
+        <w:t>and</w:t>
+      </w:r>
+      <w:proofErr w:type="spellEnd"/>
+      <w:r>
+        <w:rPr>
+          <w:rStyle w:val="ae"/>
+          <w:rFonts w:ascii="Arial" w:eastAsiaTheme="majorEastAsia" w:hAnsi="Arial" w:cs="Arial"/>
+          <w:color w:val="001D35"/>
+        </w:rPr>
+        <w:t xml:space="preserve"> S </w:t>
+      </w:r>
+      <w:proofErr w:type="spellStart"/>
+      <w:r>
+        <w:rPr>
+          <w:rStyle w:val="ae"/>
+          <w:rFonts w:ascii="Arial" w:eastAsiaTheme="majorEastAsia" w:hAnsi="Arial" w:cs="Arial"/>
+          <w:color w:val="001D35"/>
+        </w:rPr>
+        <w:t>Peak</w:t>
+      </w:r>
+      <w:proofErr w:type="spellEnd"/>
+      <w:r>
+        <w:rPr>
+          <w:rStyle w:val="ae"/>
+          <w:rFonts w:ascii="Arial" w:eastAsiaTheme="majorEastAsia" w:hAnsi="Arial" w:cs="Arial"/>
+          <w:color w:val="001D35"/>
+        </w:rPr>
+        <w:t xml:space="preserve"> </w:t>
+      </w:r>
+      <w:proofErr w:type="spellStart"/>
+      <w:r>
+        <w:rPr>
+          <w:rStyle w:val="ae"/>
+          <w:rFonts w:ascii="Arial" w:eastAsiaTheme="majorEastAsia" w:hAnsi="Arial" w:cs="Arial"/>
+          <w:color w:val="001D35"/>
+        </w:rPr>
+        <w:t>Detection</w:t>
+      </w:r>
+      <w:proofErr w:type="spellEnd"/>
+      <w:r>
+        <w:rPr>
+          <w:rStyle w:val="ae"/>
+          <w:rFonts w:ascii="Arial" w:eastAsiaTheme="majorEastAsia" w:hAnsi="Arial" w:cs="Arial"/>
+          <w:color w:val="001D35"/>
+        </w:rPr>
+        <w:t>:</w:t>
       </w:r>
     </w:p>
     <w:p>
       <w:pPr>
-        <w:jc w:val="center"/>
-        <w:rPr>
-          <w:lang w:val="ru-RU"/>
-        </w:rPr>
-      </w:pPr>
-      <w:r>
-        <w:lastRenderedPageBreak/>
-        <w:t xml:space="preserve">P </w:t>
-      </w:r>
-      <w:r>
-        <w:rPr>
-          <w:lang w:val="ru-RU"/>
-        </w:rPr>
-        <w:t xml:space="preserve">и </w:t>
-      </w:r>
-      <w:r>
-        <w:t xml:space="preserve">S </w:t>
-      </w:r>
-      <w:r>
-        <w:rPr>
-          <w:lang w:val="ru-RU"/>
-        </w:rPr>
-        <w:t>пики</w:t>
+        <w:pStyle w:val="k3ksmc"/>
+        <w:shd w:val="clear" w:color="auto" w:fill="FFFFFF"/>
+        <w:spacing w:before="0" w:beforeAutospacing="0" w:after="120" w:afterAutospacing="0" w:line="330" w:lineRule="atLeast"/>
+        <w:ind w:left="720"/>
+        <w:rPr>
+          <w:rFonts w:ascii="Arial" w:hAnsi="Arial" w:cs="Arial"/>
+          <w:color w:val="545D7E"/>
+          <w:spacing w:val="2"/>
+        </w:rPr>
+      </w:pPr>
+      <w:proofErr w:type="spellStart"/>
+      <w:r>
+        <w:rPr>
+          <w:rFonts w:ascii="Arial" w:hAnsi="Arial" w:cs="Arial"/>
+          <w:color w:val="545D7E"/>
+          <w:spacing w:val="2"/>
+        </w:rPr>
+        <w:t>Within</w:t>
+      </w:r>
+      <w:proofErr w:type="spellEnd"/>
+      <w:r>
+        <w:rPr>
+          <w:rFonts w:ascii="Arial" w:hAnsi="Arial" w:cs="Arial"/>
+          <w:color w:val="545D7E"/>
+          <w:spacing w:val="2"/>
+        </w:rPr>
+        <w:t xml:space="preserve"> </w:t>
+      </w:r>
+      <w:proofErr w:type="spellStart"/>
+      <w:r>
+        <w:rPr>
+          <w:rFonts w:ascii="Arial" w:hAnsi="Arial" w:cs="Arial"/>
+          <w:color w:val="545D7E"/>
+          <w:spacing w:val="2"/>
+        </w:rPr>
+        <w:t>this</w:t>
+      </w:r>
+      <w:proofErr w:type="spellEnd"/>
+      <w:r>
+        <w:rPr>
+          <w:rFonts w:ascii="Arial" w:hAnsi="Arial" w:cs="Arial"/>
+          <w:color w:val="545D7E"/>
+          <w:spacing w:val="2"/>
+        </w:rPr>
+        <w:t xml:space="preserve"> </w:t>
+      </w:r>
+      <w:proofErr w:type="spellStart"/>
+      <w:r>
+        <w:rPr>
+          <w:rFonts w:ascii="Arial" w:hAnsi="Arial" w:cs="Arial"/>
+          <w:color w:val="545D7E"/>
+          <w:spacing w:val="2"/>
+        </w:rPr>
+        <w:t>window</w:t>
+      </w:r>
+      <w:proofErr w:type="spellEnd"/>
+      <w:r>
+        <w:rPr>
+          <w:rFonts w:ascii="Arial" w:hAnsi="Arial" w:cs="Arial"/>
+          <w:color w:val="545D7E"/>
+          <w:spacing w:val="2"/>
+        </w:rPr>
+        <w:t xml:space="preserve">, </w:t>
+      </w:r>
+      <w:proofErr w:type="spellStart"/>
+      <w:r>
+        <w:rPr>
+          <w:rFonts w:ascii="Arial" w:hAnsi="Arial" w:cs="Arial"/>
+          <w:color w:val="545D7E"/>
+          <w:spacing w:val="2"/>
+        </w:rPr>
+        <w:t>algorithms</w:t>
+      </w:r>
+      <w:proofErr w:type="spellEnd"/>
+      <w:r>
+        <w:rPr>
+          <w:rFonts w:ascii="Arial" w:hAnsi="Arial" w:cs="Arial"/>
+          <w:color w:val="545D7E"/>
+          <w:spacing w:val="2"/>
+        </w:rPr>
+        <w:t xml:space="preserve"> </w:t>
+      </w:r>
+      <w:proofErr w:type="spellStart"/>
+      <w:r>
+        <w:rPr>
+          <w:rFonts w:ascii="Arial" w:hAnsi="Arial" w:cs="Arial"/>
+          <w:color w:val="545D7E"/>
+          <w:spacing w:val="2"/>
+        </w:rPr>
+        <w:t>search</w:t>
+      </w:r>
+      <w:proofErr w:type="spellEnd"/>
+      <w:r>
+        <w:rPr>
+          <w:rFonts w:ascii="Arial" w:hAnsi="Arial" w:cs="Arial"/>
+          <w:color w:val="545D7E"/>
+          <w:spacing w:val="2"/>
+        </w:rPr>
+        <w:t xml:space="preserve"> </w:t>
+      </w:r>
+      <w:proofErr w:type="spellStart"/>
+      <w:r>
+        <w:rPr>
+          <w:rFonts w:ascii="Arial" w:hAnsi="Arial" w:cs="Arial"/>
+          <w:color w:val="545D7E"/>
+          <w:spacing w:val="2"/>
+        </w:rPr>
+        <w:t>for</w:t>
+      </w:r>
+      <w:proofErr w:type="spellEnd"/>
+      <w:r>
+        <w:rPr>
+          <w:rFonts w:ascii="Arial" w:hAnsi="Arial" w:cs="Arial"/>
+          <w:color w:val="545D7E"/>
+          <w:spacing w:val="2"/>
+        </w:rPr>
+        <w:t xml:space="preserve"> </w:t>
+      </w:r>
+      <w:proofErr w:type="spellStart"/>
+      <w:r>
+        <w:rPr>
+          <w:rFonts w:ascii="Arial" w:hAnsi="Arial" w:cs="Arial"/>
+          <w:color w:val="545D7E"/>
+          <w:spacing w:val="2"/>
+        </w:rPr>
+        <w:t>the</w:t>
+      </w:r>
+      <w:proofErr w:type="spellEnd"/>
+      <w:r>
+        <w:rPr>
+          <w:rFonts w:ascii="Arial" w:hAnsi="Arial" w:cs="Arial"/>
+          <w:color w:val="545D7E"/>
+          <w:spacing w:val="2"/>
+        </w:rPr>
+        <w:t xml:space="preserve"> Q </w:t>
+      </w:r>
+      <w:proofErr w:type="spellStart"/>
+      <w:r>
+        <w:rPr>
+          <w:rFonts w:ascii="Arial" w:hAnsi="Arial" w:cs="Arial"/>
+          <w:color w:val="545D7E"/>
+          <w:spacing w:val="2"/>
+        </w:rPr>
+        <w:t>and</w:t>
+      </w:r>
+      <w:proofErr w:type="spellEnd"/>
+      <w:r>
+        <w:rPr>
+          <w:rFonts w:ascii="Arial" w:hAnsi="Arial" w:cs="Arial"/>
+          <w:color w:val="545D7E"/>
+          <w:spacing w:val="2"/>
+        </w:rPr>
+        <w:t xml:space="preserve"> S </w:t>
+      </w:r>
+      <w:proofErr w:type="spellStart"/>
+      <w:r>
+        <w:rPr>
+          <w:rFonts w:ascii="Arial" w:hAnsi="Arial" w:cs="Arial"/>
+          <w:color w:val="545D7E"/>
+          <w:spacing w:val="2"/>
+        </w:rPr>
+        <w:t>wave</w:t>
+      </w:r>
+      <w:proofErr w:type="spellEnd"/>
+      <w:r>
+        <w:rPr>
+          <w:rFonts w:ascii="Arial" w:hAnsi="Arial" w:cs="Arial"/>
+          <w:color w:val="545D7E"/>
+          <w:spacing w:val="2"/>
+        </w:rPr>
+        <w:t xml:space="preserve"> </w:t>
+      </w:r>
+      <w:proofErr w:type="spellStart"/>
+      <w:r>
+        <w:rPr>
+          <w:rFonts w:ascii="Arial" w:hAnsi="Arial" w:cs="Arial"/>
+          <w:color w:val="545D7E"/>
+          <w:spacing w:val="2"/>
+        </w:rPr>
+        <w:t>peaks</w:t>
+      </w:r>
+      <w:proofErr w:type="spellEnd"/>
+      <w:r>
+        <w:rPr>
+          <w:rFonts w:ascii="Arial" w:hAnsi="Arial" w:cs="Arial"/>
+          <w:color w:val="545D7E"/>
+          <w:spacing w:val="2"/>
+        </w:rPr>
+        <w:t>. </w:t>
+      </w:r>
+      <w:proofErr w:type="spellStart"/>
+      <w:r>
+        <w:rPr>
+          <w:rFonts w:ascii="Arial" w:hAnsi="Arial" w:cs="Arial"/>
+          <w:color w:val="545D7E"/>
+          <w:spacing w:val="2"/>
+        </w:rPr>
+        <w:t>The</w:t>
+      </w:r>
+      <w:proofErr w:type="spellEnd"/>
+      <w:r>
+        <w:rPr>
+          <w:rFonts w:ascii="Arial" w:hAnsi="Arial" w:cs="Arial"/>
+          <w:color w:val="545D7E"/>
+          <w:spacing w:val="2"/>
+        </w:rPr>
+        <w:t xml:space="preserve"> Q-</w:t>
+      </w:r>
+      <w:proofErr w:type="spellStart"/>
+      <w:r>
+        <w:rPr>
+          <w:rFonts w:ascii="Arial" w:hAnsi="Arial" w:cs="Arial"/>
+          <w:color w:val="545D7E"/>
+          <w:spacing w:val="2"/>
+        </w:rPr>
+        <w:t>wave</w:t>
+      </w:r>
+      <w:proofErr w:type="spellEnd"/>
+      <w:r>
+        <w:rPr>
+          <w:rFonts w:ascii="Arial" w:hAnsi="Arial" w:cs="Arial"/>
+          <w:color w:val="545D7E"/>
+          <w:spacing w:val="2"/>
+        </w:rPr>
+        <w:t xml:space="preserve"> </w:t>
+      </w:r>
+      <w:proofErr w:type="spellStart"/>
+      <w:r>
+        <w:rPr>
+          <w:rFonts w:ascii="Arial" w:hAnsi="Arial" w:cs="Arial"/>
+          <w:color w:val="545D7E"/>
+          <w:spacing w:val="2"/>
+        </w:rPr>
+        <w:t>is</w:t>
+      </w:r>
+      <w:proofErr w:type="spellEnd"/>
+      <w:r>
+        <w:rPr>
+          <w:rFonts w:ascii="Arial" w:hAnsi="Arial" w:cs="Arial"/>
+          <w:color w:val="545D7E"/>
+          <w:spacing w:val="2"/>
+        </w:rPr>
+        <w:t xml:space="preserve"> </w:t>
+      </w:r>
+      <w:proofErr w:type="spellStart"/>
+      <w:r>
+        <w:rPr>
+          <w:rFonts w:ascii="Arial" w:hAnsi="Arial" w:cs="Arial"/>
+          <w:color w:val="545D7E"/>
+          <w:spacing w:val="2"/>
+        </w:rPr>
+        <w:t>the</w:t>
+      </w:r>
+      <w:proofErr w:type="spellEnd"/>
+      <w:r>
+        <w:rPr>
+          <w:rFonts w:ascii="Arial" w:hAnsi="Arial" w:cs="Arial"/>
+          <w:color w:val="545D7E"/>
+          <w:spacing w:val="2"/>
+        </w:rPr>
+        <w:t xml:space="preserve"> </w:t>
+      </w:r>
+      <w:proofErr w:type="spellStart"/>
+      <w:r>
+        <w:rPr>
+          <w:rFonts w:ascii="Arial" w:hAnsi="Arial" w:cs="Arial"/>
+          <w:color w:val="545D7E"/>
+          <w:spacing w:val="2"/>
+        </w:rPr>
+        <w:t>first</w:t>
+      </w:r>
+      <w:proofErr w:type="spellEnd"/>
+      <w:r>
+        <w:rPr>
+          <w:rFonts w:ascii="Arial" w:hAnsi="Arial" w:cs="Arial"/>
+          <w:color w:val="545D7E"/>
+          <w:spacing w:val="2"/>
+        </w:rPr>
+        <w:t xml:space="preserve"> </w:t>
+      </w:r>
+      <w:proofErr w:type="spellStart"/>
+      <w:r>
+        <w:rPr>
+          <w:rFonts w:ascii="Arial" w:hAnsi="Arial" w:cs="Arial"/>
+          <w:color w:val="545D7E"/>
+          <w:spacing w:val="2"/>
+        </w:rPr>
+        <w:t>negative</w:t>
+      </w:r>
+      <w:proofErr w:type="spellEnd"/>
+      <w:r>
+        <w:rPr>
+          <w:rFonts w:ascii="Arial" w:hAnsi="Arial" w:cs="Arial"/>
+          <w:color w:val="545D7E"/>
+          <w:spacing w:val="2"/>
+        </w:rPr>
+        <w:t xml:space="preserve"> </w:t>
+      </w:r>
+      <w:proofErr w:type="spellStart"/>
+      <w:r>
+        <w:rPr>
+          <w:rFonts w:ascii="Arial" w:hAnsi="Arial" w:cs="Arial"/>
+          <w:color w:val="545D7E"/>
+          <w:spacing w:val="2"/>
+        </w:rPr>
+        <w:t>deflection</w:t>
+      </w:r>
+      <w:proofErr w:type="spellEnd"/>
+      <w:r>
+        <w:rPr>
+          <w:rFonts w:ascii="Arial" w:hAnsi="Arial" w:cs="Arial"/>
+          <w:color w:val="545D7E"/>
+          <w:spacing w:val="2"/>
+        </w:rPr>
+        <w:t xml:space="preserve"> (</w:t>
+      </w:r>
+      <w:proofErr w:type="spellStart"/>
+      <w:r>
+        <w:rPr>
+          <w:rFonts w:ascii="Arial" w:hAnsi="Arial" w:cs="Arial"/>
+          <w:color w:val="545D7E"/>
+          <w:spacing w:val="2"/>
+        </w:rPr>
+        <w:t>downward</w:t>
+      </w:r>
+      <w:proofErr w:type="spellEnd"/>
+      <w:r>
+        <w:rPr>
+          <w:rFonts w:ascii="Arial" w:hAnsi="Arial" w:cs="Arial"/>
+          <w:color w:val="545D7E"/>
+          <w:spacing w:val="2"/>
+        </w:rPr>
+        <w:t xml:space="preserve">) </w:t>
+      </w:r>
+      <w:proofErr w:type="spellStart"/>
+      <w:r>
+        <w:rPr>
+          <w:rFonts w:ascii="Arial" w:hAnsi="Arial" w:cs="Arial"/>
+          <w:color w:val="545D7E"/>
+          <w:spacing w:val="2"/>
+        </w:rPr>
+        <w:t>after</w:t>
+      </w:r>
+      <w:proofErr w:type="spellEnd"/>
+      <w:r>
+        <w:rPr>
+          <w:rFonts w:ascii="Arial" w:hAnsi="Arial" w:cs="Arial"/>
+          <w:color w:val="545D7E"/>
+          <w:spacing w:val="2"/>
+        </w:rPr>
+        <w:t xml:space="preserve"> </w:t>
+      </w:r>
+      <w:proofErr w:type="spellStart"/>
+      <w:r>
+        <w:rPr>
+          <w:rFonts w:ascii="Arial" w:hAnsi="Arial" w:cs="Arial"/>
+          <w:color w:val="545D7E"/>
+          <w:spacing w:val="2"/>
+        </w:rPr>
+        <w:t>the</w:t>
+      </w:r>
+      <w:proofErr w:type="spellEnd"/>
+      <w:r>
+        <w:rPr>
+          <w:rFonts w:ascii="Arial" w:hAnsi="Arial" w:cs="Arial"/>
+          <w:color w:val="545D7E"/>
+          <w:spacing w:val="2"/>
+        </w:rPr>
+        <w:t xml:space="preserve"> </w:t>
+      </w:r>
+      <w:proofErr w:type="spellStart"/>
+      <w:r>
+        <w:rPr>
+          <w:rFonts w:ascii="Arial" w:hAnsi="Arial" w:cs="Arial"/>
+          <w:color w:val="545D7E"/>
+          <w:spacing w:val="2"/>
+        </w:rPr>
+        <w:t>beginning</w:t>
+      </w:r>
+      <w:proofErr w:type="spellEnd"/>
+      <w:r>
+        <w:rPr>
+          <w:rFonts w:ascii="Arial" w:hAnsi="Arial" w:cs="Arial"/>
+          <w:color w:val="545D7E"/>
+          <w:spacing w:val="2"/>
+        </w:rPr>
+        <w:t xml:space="preserve"> </w:t>
+      </w:r>
+      <w:proofErr w:type="spellStart"/>
+      <w:r>
+        <w:rPr>
+          <w:rFonts w:ascii="Arial" w:hAnsi="Arial" w:cs="Arial"/>
+          <w:color w:val="545D7E"/>
+          <w:spacing w:val="2"/>
+        </w:rPr>
+        <w:t>of</w:t>
+      </w:r>
+      <w:proofErr w:type="spellEnd"/>
+      <w:r>
+        <w:rPr>
+          <w:rFonts w:ascii="Arial" w:hAnsi="Arial" w:cs="Arial"/>
+          <w:color w:val="545D7E"/>
+          <w:spacing w:val="2"/>
+        </w:rPr>
+        <w:t xml:space="preserve"> </w:t>
+      </w:r>
+      <w:proofErr w:type="spellStart"/>
+      <w:r>
+        <w:rPr>
+          <w:rFonts w:ascii="Arial" w:hAnsi="Arial" w:cs="Arial"/>
+          <w:color w:val="545D7E"/>
+          <w:spacing w:val="2"/>
+        </w:rPr>
+        <w:t>the</w:t>
+      </w:r>
+      <w:proofErr w:type="spellEnd"/>
+      <w:r>
+        <w:rPr>
+          <w:rFonts w:ascii="Arial" w:hAnsi="Arial" w:cs="Arial"/>
+          <w:color w:val="545D7E"/>
+          <w:spacing w:val="2"/>
+        </w:rPr>
+        <w:t xml:space="preserve"> QRS </w:t>
+      </w:r>
+      <w:proofErr w:type="spellStart"/>
+      <w:r>
+        <w:rPr>
+          <w:rFonts w:ascii="Arial" w:hAnsi="Arial" w:cs="Arial"/>
+          <w:color w:val="545D7E"/>
+          <w:spacing w:val="2"/>
+        </w:rPr>
+        <w:t>complex</w:t>
+      </w:r>
+      <w:proofErr w:type="spellEnd"/>
+      <w:r>
+        <w:rPr>
+          <w:rFonts w:ascii="Arial" w:hAnsi="Arial" w:cs="Arial"/>
+          <w:color w:val="545D7E"/>
+          <w:spacing w:val="2"/>
+        </w:rPr>
+        <w:t xml:space="preserve">, </w:t>
+      </w:r>
+      <w:proofErr w:type="spellStart"/>
+      <w:r>
+        <w:rPr>
+          <w:rFonts w:ascii="Arial" w:hAnsi="Arial" w:cs="Arial"/>
+          <w:color w:val="545D7E"/>
+          <w:spacing w:val="2"/>
+        </w:rPr>
+        <w:t>and</w:t>
+      </w:r>
+      <w:proofErr w:type="spellEnd"/>
+      <w:r>
+        <w:rPr>
+          <w:rFonts w:ascii="Arial" w:hAnsi="Arial" w:cs="Arial"/>
+          <w:color w:val="545D7E"/>
+          <w:spacing w:val="2"/>
+        </w:rPr>
+        <w:t xml:space="preserve"> </w:t>
+      </w:r>
+      <w:proofErr w:type="spellStart"/>
+      <w:r>
+        <w:rPr>
+          <w:rFonts w:ascii="Arial" w:hAnsi="Arial" w:cs="Arial"/>
+          <w:color w:val="545D7E"/>
+          <w:spacing w:val="2"/>
+        </w:rPr>
+        <w:t>the</w:t>
+      </w:r>
+      <w:proofErr w:type="spellEnd"/>
+      <w:r>
+        <w:rPr>
+          <w:rFonts w:ascii="Arial" w:hAnsi="Arial" w:cs="Arial"/>
+          <w:color w:val="545D7E"/>
+          <w:spacing w:val="2"/>
+        </w:rPr>
+        <w:t xml:space="preserve"> S-</w:t>
+      </w:r>
+      <w:proofErr w:type="spellStart"/>
+      <w:r>
+        <w:rPr>
+          <w:rFonts w:ascii="Arial" w:hAnsi="Arial" w:cs="Arial"/>
+          <w:color w:val="545D7E"/>
+          <w:spacing w:val="2"/>
+        </w:rPr>
+        <w:t>wave</w:t>
+      </w:r>
+      <w:proofErr w:type="spellEnd"/>
+      <w:r>
+        <w:rPr>
+          <w:rFonts w:ascii="Arial" w:hAnsi="Arial" w:cs="Arial"/>
+          <w:color w:val="545D7E"/>
+          <w:spacing w:val="2"/>
+        </w:rPr>
+        <w:t xml:space="preserve"> </w:t>
+      </w:r>
+      <w:proofErr w:type="spellStart"/>
+      <w:r>
+        <w:rPr>
+          <w:rFonts w:ascii="Arial" w:hAnsi="Arial" w:cs="Arial"/>
+          <w:color w:val="545D7E"/>
+          <w:spacing w:val="2"/>
+        </w:rPr>
+        <w:t>is</w:t>
+      </w:r>
+      <w:proofErr w:type="spellEnd"/>
+      <w:r>
+        <w:rPr>
+          <w:rFonts w:ascii="Arial" w:hAnsi="Arial" w:cs="Arial"/>
+          <w:color w:val="545D7E"/>
+          <w:spacing w:val="2"/>
+        </w:rPr>
+        <w:t xml:space="preserve"> </w:t>
+      </w:r>
+      <w:proofErr w:type="spellStart"/>
+      <w:r>
+        <w:rPr>
+          <w:rFonts w:ascii="Arial" w:hAnsi="Arial" w:cs="Arial"/>
+          <w:color w:val="545D7E"/>
+          <w:spacing w:val="2"/>
+        </w:rPr>
+        <w:t>the</w:t>
+      </w:r>
+      <w:proofErr w:type="spellEnd"/>
+      <w:r>
+        <w:rPr>
+          <w:rFonts w:ascii="Arial" w:hAnsi="Arial" w:cs="Arial"/>
+          <w:color w:val="545D7E"/>
+          <w:spacing w:val="2"/>
+        </w:rPr>
+        <w:t xml:space="preserve"> </w:t>
+      </w:r>
+      <w:proofErr w:type="spellStart"/>
+      <w:r>
+        <w:rPr>
+          <w:rFonts w:ascii="Arial" w:hAnsi="Arial" w:cs="Arial"/>
+          <w:color w:val="545D7E"/>
+          <w:spacing w:val="2"/>
+        </w:rPr>
+        <w:t>negative</w:t>
+      </w:r>
+      <w:proofErr w:type="spellEnd"/>
+      <w:r>
+        <w:rPr>
+          <w:rFonts w:ascii="Arial" w:hAnsi="Arial" w:cs="Arial"/>
+          <w:color w:val="545D7E"/>
+          <w:spacing w:val="2"/>
+        </w:rPr>
+        <w:t xml:space="preserve"> </w:t>
+      </w:r>
+      <w:proofErr w:type="spellStart"/>
+      <w:r>
+        <w:rPr>
+          <w:rFonts w:ascii="Arial" w:hAnsi="Arial" w:cs="Arial"/>
+          <w:color w:val="545D7E"/>
+          <w:spacing w:val="2"/>
+        </w:rPr>
+        <w:t>deflection</w:t>
+      </w:r>
+      <w:proofErr w:type="spellEnd"/>
+      <w:r>
+        <w:rPr>
+          <w:rFonts w:ascii="Arial" w:hAnsi="Arial" w:cs="Arial"/>
+          <w:color w:val="545D7E"/>
+          <w:spacing w:val="2"/>
+        </w:rPr>
+        <w:t xml:space="preserve"> </w:t>
+      </w:r>
+      <w:proofErr w:type="spellStart"/>
+      <w:r>
+        <w:rPr>
+          <w:rFonts w:ascii="Arial" w:hAnsi="Arial" w:cs="Arial"/>
+          <w:color w:val="545D7E"/>
+          <w:spacing w:val="2"/>
+        </w:rPr>
+        <w:t>following</w:t>
+      </w:r>
+      <w:proofErr w:type="spellEnd"/>
+      <w:r>
+        <w:rPr>
+          <w:rFonts w:ascii="Arial" w:hAnsi="Arial" w:cs="Arial"/>
+          <w:color w:val="545D7E"/>
+          <w:spacing w:val="2"/>
+        </w:rPr>
+        <w:t xml:space="preserve"> </w:t>
+      </w:r>
+      <w:proofErr w:type="spellStart"/>
+      <w:r>
+        <w:rPr>
+          <w:rFonts w:ascii="Arial" w:hAnsi="Arial" w:cs="Arial"/>
+          <w:color w:val="545D7E"/>
+          <w:spacing w:val="2"/>
+        </w:rPr>
+        <w:t>the</w:t>
+      </w:r>
+      <w:proofErr w:type="spellEnd"/>
+      <w:r>
+        <w:rPr>
+          <w:rFonts w:ascii="Arial" w:hAnsi="Arial" w:cs="Arial"/>
+          <w:color w:val="545D7E"/>
+          <w:spacing w:val="2"/>
+        </w:rPr>
+        <w:t xml:space="preserve"> R-</w:t>
+      </w:r>
+      <w:proofErr w:type="spellStart"/>
+      <w:r>
+        <w:rPr>
+          <w:rFonts w:ascii="Arial" w:hAnsi="Arial" w:cs="Arial"/>
+          <w:color w:val="545D7E"/>
+          <w:spacing w:val="2"/>
+        </w:rPr>
+        <w:t>peak</w:t>
+      </w:r>
+      <w:proofErr w:type="spellEnd"/>
+      <w:r>
+        <w:rPr>
+          <w:rFonts w:ascii="Arial" w:hAnsi="Arial" w:cs="Arial"/>
+          <w:color w:val="545D7E"/>
+          <w:spacing w:val="2"/>
+        </w:rPr>
+        <w:t>.</w:t>
+      </w:r>
+      <w:r>
+        <w:rPr>
+          <w:rStyle w:val="uv3um"/>
+          <w:rFonts w:ascii="Arial" w:eastAsiaTheme="majorEastAsia" w:hAnsi="Arial" w:cs="Arial"/>
+          <w:color w:val="545D7E"/>
+          <w:spacing w:val="2"/>
+        </w:rPr>
+        <w:t> </w:t>
       </w:r>
     </w:p>
     <w:p>
       <w:pPr>
+        <w:ind w:left="720"/>
+        <w:rPr>
+          <w:lang w:val="ru-RU"/>
+        </w:rPr>
+      </w:pPr>
+    </w:p>
+    <w:p>
+      <w:pPr>
+        <w:rPr>
+          <w:lang w:val="ru-RU"/>
+        </w:rPr>
+      </w:pPr>
+      <w:r>
+        <w:rPr>
+          <w:lang w:val="ru-RU"/>
+        </w:rPr>
+        <w:t xml:space="preserve">Как определить зубец </w:t>
+      </w:r>
+      <w:r>
+        <w:t>S</w:t>
+      </w:r>
+      <w:r>
+        <w:rPr>
+          <w:lang w:val="ru-RU"/>
+        </w:rPr>
+        <w:t>:</w:t>
+      </w:r>
+    </w:p>
+    <w:p>
+      <w:pPr>
+        <w:rPr>
+          <w:lang w:val="ru-RU"/>
+        </w:rPr>
+      </w:pPr>
+      <w:r>
+        <w:rPr>
+          <w:lang w:val="ru-RU"/>
+        </w:rPr>
+        <w:t xml:space="preserve">Это отрицательный (вниз направленный) зубец, идущий сразу после </w:t>
+      </w:r>
+      <w:r>
+        <w:t>R</w:t>
+      </w:r>
+      <w:r>
+        <w:rPr>
+          <w:lang w:val="ru-RU"/>
+        </w:rPr>
+        <w:t>.</w:t>
+      </w:r>
+    </w:p>
+    <w:p>
+      <w:pPr>
+        <w:rPr>
+          <w:lang w:val="ru-RU"/>
+        </w:rPr>
+      </w:pPr>
+    </w:p>
+    <w:p>
+      <w:pPr>
+        <w:rPr>
+          <w:lang w:val="ru-RU"/>
+        </w:rPr>
+      </w:pPr>
+      <w:r>
+        <w:rPr>
+          <w:lang w:val="ru-RU"/>
+        </w:rPr>
+        <w:t xml:space="preserve">Он заканчивает комплекс </w:t>
+      </w:r>
+      <w:r>
+        <w:t>QRS</w:t>
+      </w:r>
+      <w:r>
+        <w:rPr>
+          <w:lang w:val="ru-RU"/>
+        </w:rPr>
+        <w:t>.</w:t>
+      </w:r>
+    </w:p>
+    <w:p>
+      <w:pPr>
+        <w:rPr>
+          <w:lang w:val="ru-RU"/>
+        </w:rPr>
+      </w:pPr>
+    </w:p>
+    <w:p>
+      <w:pPr>
+        <w:rPr>
+          <w:lang w:val="ru-RU"/>
+        </w:rPr>
+      </w:pPr>
+      <w:r>
+        <w:rPr>
+          <w:lang w:val="ru-RU"/>
+        </w:rPr>
+        <w:lastRenderedPageBreak/>
+        <w:t xml:space="preserve">Начинается от вершины </w:t>
+      </w:r>
+      <w:r>
+        <w:t>R</w:t>
+      </w:r>
+      <w:r>
+        <w:rPr>
+          <w:lang w:val="ru-RU"/>
+        </w:rPr>
+        <w:t xml:space="preserve"> (если он есть) и заканчивается на изолинии (или чуть выше/ниже, в зависимости от нормальных вариаций).</w:t>
+      </w:r>
+    </w:p>
+    <w:p>
+      <w:pPr>
+        <w:rPr>
+          <w:lang w:val="ru-RU"/>
+        </w:rPr>
+      </w:pPr>
+    </w:p>
+    <w:p>
+      <w:pPr>
+        <w:rPr>
+          <w:lang w:val="ru-RU"/>
+        </w:rPr>
+      </w:pPr>
+      <w:r>
+        <w:rPr>
+          <w:lang w:val="ru-RU"/>
+        </w:rPr>
+        <w:t>Может отсутствовать в некоторых отведениях или быть очень маленьким.</w:t>
+      </w:r>
+      <w:r>
+        <w:rPr>
+          <w:lang w:val="ru-RU"/>
+        </w:rPr>
+        <w:br w:type="page"/>
+      </w:r>
+    </w:p>
+    <w:p>
+      <w:pPr>
+        <w:jc w:val="center"/>
+        <w:rPr>
+          <w:lang w:val="ru-RU"/>
+        </w:rPr>
+      </w:pPr>
+      <w:r>
+        <w:lastRenderedPageBreak/>
+        <w:t>P</w:t>
+      </w:r>
+      <w:r>
+        <w:rPr>
+          <w:lang w:val="ru-RU"/>
+        </w:rPr>
+        <w:t xml:space="preserve"> </w:t>
+      </w:r>
+      <w:r>
+        <w:rPr>
+          <w:lang w:val="ru-RU"/>
+        </w:rPr>
+        <w:t xml:space="preserve">и </w:t>
+      </w:r>
+      <w:r>
+        <w:t>S</w:t>
+      </w:r>
+      <w:r>
+        <w:rPr>
+          <w:lang w:val="ru-RU"/>
+        </w:rPr>
+        <w:t xml:space="preserve"> </w:t>
+      </w:r>
+      <w:r>
+        <w:rPr>
+          <w:lang w:val="ru-RU"/>
+        </w:rPr>
+        <w:t>пики</w:t>
+      </w:r>
+    </w:p>
+    <w:p>
+      <w:pPr>
         <w:rPr>
           <w:b/>
           <w:bCs/>
+          <w:lang w:val="ru-RU"/>
         </w:rPr>
       </w:pPr>
       <w:r>
         <w:rPr>
           <w:b/>
           <w:bCs/>
-        </w:rPr>
-        <w:t xml:space="preserve">4. </w:t>
-      </w:r>
-      <w:proofErr w:type="spellStart"/>
+          <w:lang w:val="ru-RU"/>
+        </w:rPr>
+        <w:t xml:space="preserve">4. Поиск </w:t>
+      </w:r>
       <w:r>
         <w:rPr>
           <w:b/>
           <w:bCs/>
         </w:rPr>
-        <w:t>Поиск</w:t>
-      </w:r>
-      <w:proofErr w:type="spellEnd"/>
+        <w:t>P</w:t>
+      </w:r>
       <w:r>
         <w:rPr>
           <w:b/>
           <w:bCs/>
-        </w:rPr>
-        <w:t xml:space="preserve"> P и T</w:t>
+          <w:lang w:val="ru-RU"/>
+        </w:rPr>
+        <w:t xml:space="preserve"> и </w:t>
+      </w:r>
+      <w:r>
+        <w:rPr>
+          <w:b/>
+          <w:bCs/>
+        </w:rPr>
+        <w:t>T</w:t>
       </w:r>
     </w:p>
     <w:p>
@@ -714,9 +1581,9 @@
 <file path=word/numbering.xml><?xml version="1.0" encoding="utf-8"?>
 <w:numbering xmlns:wpc="http://schemas.microsoft.com/office/word/2010/wordprocessingCanvas" xmlns:cx="http://schemas.microsoft.com/office/drawing/2014/chartex" xmlns:cx1="http://schemas.microsoft.com/office/drawing/2015/9/8/chartex" xmlns:cx2="http://schemas.microsoft.com/office/drawing/2015/10/21/chartex" xmlns:cx3="http://schemas.microsoft.com/office/drawing/2016/5/9/chartex" xmlns:cx4="http://schemas.microsoft.com/office/drawing/2016/5/10/chartex" xmlns:cx5="http://schemas.microsoft.com/office/drawing/2016/5/11/chartex" xmlns:cx6="http://schemas.microsoft.com/office/drawing/2016/5/12/chartex" xmlns:cx7="http://schemas.microsoft.com/office/drawing/2016/5/13/chartex" xmlns:cx8="http://schemas.microsoft.com/office/drawing/2016/5/14/chartex" xmlns:mc="http://schemas.openxmlformats.org/markup-compatibility/2006" xmlns:aink="http://schemas.microsoft.com/office/drawing/2016/ink" xmlns:am3d="http://schemas.microsoft.com/office/drawing/2017/model3d" xmlns:o="urn:schemas-microsoft-com:office:office" xmlns:oel="http://schemas.microsoft.com/office/2019/extlst" xmlns:r="http://schemas.openxmlformats.org/officeDocument/2006/relationships" xmlns:m="http://schemas.openxmlformats.org/officeDocument/2006/math" xmlns:v="urn:schemas-microsoft-com:vml" xmlns:wp14="http://schemas.microsoft.com/office/word/2010/wordprocessingDrawing" xmlns:wp="http://schemas.openxmlformats.org/drawingml/2006/wordprocessingDrawing" xmlns:w10="urn:schemas-microsoft-com:office:word" xmlns:w="http://schemas.openxmlformats.org/wordprocessingml/2006/main" xmlns:w14="http://schemas.microsoft.com/office/word/2010/wordml" xmlns:w15="http://schemas.microsoft.com/office/word/2012/wordml" xmlns:w16cex="http://schemas.microsoft.com/office/word/2018/wordml/cex" xmlns:w16cid="http://schemas.microsoft.com/office/word/2016/wordml/cid" xmlns:w16="http://schemas.microsoft.com/office/word/2018/wordml" xmlns:w16du="http://schemas.microsoft.com/office/word/2023/wordml/word16du" xmlns:w16sdtdh="http://schemas.microsoft.com/office/word/2020/wordml/sdtdatahash" xmlns:w16sdtfl="http://schemas.microsoft.com/office/word/2024/wordml/sdtformatlock" xmlns:w16se="http://schemas.microsoft.com/office/word/2015/wordml/symex" xmlns:wpg="http://schemas.microsoft.com/office/word/2010/wordprocessingGroup" xmlns:wpi="http://schemas.microsoft.com/office/word/2010/wordprocessingInk" xmlns:wne="http://schemas.microsoft.com/office/word/2006/wordml" xmlns:wps="http://schemas.microsoft.com/office/word/2010/wordprocessingShape" mc:Ignorable="w14 w15 w16se w16cid w16 w16cex w16sdtdh w16sdtfl w16du wp14">
   <w:abstractNum w:abstractNumId="0" w15:restartNumberingAfterBreak="0">
-    <w:nsid w:val="66440003"/>
+    <w:nsid w:val="517540E7"/>
     <w:multiLevelType w:val="multilevel"/>
-    <w:tmpl w:val="271E2A7C"/>
+    <w:tmpl w:val="22C8AEBA"/>
     <w:lvl w:ilvl="0">
       <w:start w:val="1"/>
       <w:numFmt w:val="bullet"/>
@@ -863,9 +1730,9 @@
     </w:lvl>
   </w:abstractNum>
   <w:abstractNum w:abstractNumId="1" w15:restartNumberingAfterBreak="0">
-    <w:nsid w:val="795639E3"/>
+    <w:nsid w:val="66440003"/>
     <w:multiLevelType w:val="multilevel"/>
-    <w:tmpl w:val="E9FE5BB8"/>
+    <w:tmpl w:val="271E2A7C"/>
     <w:lvl w:ilvl="0">
       <w:start w:val="1"/>
       <w:numFmt w:val="bullet"/>
@@ -1011,11 +1878,163 @@
       </w:rPr>
     </w:lvl>
   </w:abstractNum>
+  <w:abstractNum w:abstractNumId="2" w15:restartNumberingAfterBreak="0">
+    <w:nsid w:val="795639E3"/>
+    <w:multiLevelType w:val="multilevel"/>
+    <w:tmpl w:val="E9FE5BB8"/>
+    <w:lvl w:ilvl="0">
+      <w:start w:val="1"/>
+      <w:numFmt w:val="bullet"/>
+      <w:lvlText w:val=""/>
+      <w:lvlJc w:val="left"/>
+      <w:pPr>
+        <w:tabs>
+          <w:tab w:val="num" w:pos="720"/>
+        </w:tabs>
+        <w:ind w:left="720" w:hanging="360"/>
+      </w:pPr>
+      <w:rPr>
+        <w:rFonts w:ascii="Symbol" w:hAnsi="Symbol" w:hint="default"/>
+        <w:sz w:val="20"/>
+      </w:rPr>
+    </w:lvl>
+    <w:lvl w:ilvl="1" w:tentative="1">
+      <w:start w:val="1"/>
+      <w:numFmt w:val="bullet"/>
+      <w:lvlText w:val="o"/>
+      <w:lvlJc w:val="left"/>
+      <w:pPr>
+        <w:tabs>
+          <w:tab w:val="num" w:pos="1440"/>
+        </w:tabs>
+        <w:ind w:left="1440" w:hanging="360"/>
+      </w:pPr>
+      <w:rPr>
+        <w:rFonts w:ascii="Courier New" w:hAnsi="Courier New" w:hint="default"/>
+        <w:sz w:val="20"/>
+      </w:rPr>
+    </w:lvl>
+    <w:lvl w:ilvl="2" w:tentative="1">
+      <w:start w:val="1"/>
+      <w:numFmt w:val="bullet"/>
+      <w:lvlText w:val=""/>
+      <w:lvlJc w:val="left"/>
+      <w:pPr>
+        <w:tabs>
+          <w:tab w:val="num" w:pos="2160"/>
+        </w:tabs>
+        <w:ind w:left="2160" w:hanging="360"/>
+      </w:pPr>
+      <w:rPr>
+        <w:rFonts w:ascii="Wingdings" w:hAnsi="Wingdings" w:hint="default"/>
+        <w:sz w:val="20"/>
+      </w:rPr>
+    </w:lvl>
+    <w:lvl w:ilvl="3" w:tentative="1">
+      <w:start w:val="1"/>
+      <w:numFmt w:val="bullet"/>
+      <w:lvlText w:val=""/>
+      <w:lvlJc w:val="left"/>
+      <w:pPr>
+        <w:tabs>
+          <w:tab w:val="num" w:pos="2880"/>
+        </w:tabs>
+        <w:ind w:left="2880" w:hanging="360"/>
+      </w:pPr>
+      <w:rPr>
+        <w:rFonts w:ascii="Wingdings" w:hAnsi="Wingdings" w:hint="default"/>
+        <w:sz w:val="20"/>
+      </w:rPr>
+    </w:lvl>
+    <w:lvl w:ilvl="4" w:tentative="1">
+      <w:start w:val="1"/>
+      <w:numFmt w:val="bullet"/>
+      <w:lvlText w:val=""/>
+      <w:lvlJc w:val="left"/>
+      <w:pPr>
+        <w:tabs>
+          <w:tab w:val="num" w:pos="3600"/>
+        </w:tabs>
+        <w:ind w:left="3600" w:hanging="360"/>
+      </w:pPr>
+      <w:rPr>
+        <w:rFonts w:ascii="Wingdings" w:hAnsi="Wingdings" w:hint="default"/>
+        <w:sz w:val="20"/>
+      </w:rPr>
+    </w:lvl>
+    <w:lvl w:ilvl="5" w:tentative="1">
+      <w:start w:val="1"/>
+      <w:numFmt w:val="bullet"/>
+      <w:lvlText w:val=""/>
+      <w:lvlJc w:val="left"/>
+      <w:pPr>
+        <w:tabs>
+          <w:tab w:val="num" w:pos="4320"/>
+        </w:tabs>
+        <w:ind w:left="4320" w:hanging="360"/>
+      </w:pPr>
+      <w:rPr>
+        <w:rFonts w:ascii="Wingdings" w:hAnsi="Wingdings" w:hint="default"/>
+        <w:sz w:val="20"/>
+      </w:rPr>
+    </w:lvl>
+    <w:lvl w:ilvl="6" w:tentative="1">
+      <w:start w:val="1"/>
+      <w:numFmt w:val="bullet"/>
+      <w:lvlText w:val=""/>
+      <w:lvlJc w:val="left"/>
+      <w:pPr>
+        <w:tabs>
+          <w:tab w:val="num" w:pos="5040"/>
+        </w:tabs>
+        <w:ind w:left="5040" w:hanging="360"/>
+      </w:pPr>
+      <w:rPr>
+        <w:rFonts w:ascii="Wingdings" w:hAnsi="Wingdings" w:hint="default"/>
+        <w:sz w:val="20"/>
+      </w:rPr>
+    </w:lvl>
+    <w:lvl w:ilvl="7" w:tentative="1">
+      <w:start w:val="1"/>
+      <w:numFmt w:val="bullet"/>
+      <w:lvlText w:val=""/>
+      <w:lvlJc w:val="left"/>
+      <w:pPr>
+        <w:tabs>
+          <w:tab w:val="num" w:pos="5760"/>
+        </w:tabs>
+        <w:ind w:left="5760" w:hanging="360"/>
+      </w:pPr>
+      <w:rPr>
+        <w:rFonts w:ascii="Wingdings" w:hAnsi="Wingdings" w:hint="default"/>
+        <w:sz w:val="20"/>
+      </w:rPr>
+    </w:lvl>
+    <w:lvl w:ilvl="8" w:tentative="1">
+      <w:start w:val="1"/>
+      <w:numFmt w:val="bullet"/>
+      <w:lvlText w:val=""/>
+      <w:lvlJc w:val="left"/>
+      <w:pPr>
+        <w:tabs>
+          <w:tab w:val="num" w:pos="6480"/>
+        </w:tabs>
+        <w:ind w:left="6480" w:hanging="360"/>
+      </w:pPr>
+      <w:rPr>
+        <w:rFonts w:ascii="Wingdings" w:hAnsi="Wingdings" w:hint="default"/>
+        <w:sz w:val="20"/>
+      </w:rPr>
+    </w:lvl>
+  </w:abstractNum>
   <w:num w:numId="1" w16cid:durableId="500778214">
-    <w:abstractNumId w:val="0"/>
+    <w:abstractNumId w:val="1"/>
   </w:num>
   <w:num w:numId="2" w16cid:durableId="2091078797">
-    <w:abstractNumId w:val="1"/>
+    <w:abstractNumId w:val="2"/>
+  </w:num>
+  <w:num w:numId="3" w16cid:durableId="1655404599">
+    <w:abstractNumId w:val="0"/>
   </w:num>
 </w:numbering>
 </file>
@@ -1417,15 +2436,15 @@
     <w:lsdException w:name="Unresolved Mention" w:semiHidden="1" w:unhideWhenUsed="1"/>
     <w:lsdException w:name="Smart Link" w:semiHidden="1" w:unhideWhenUsed="1"/>
   </w:latentStyles>
-  <w:style w:type="paragraph" w:default="1" w:styleId="Normal">
+  <w:style w:type="paragraph" w:default="1" w:styleId="a">
     <w:name w:val="Normal"/>
     <w:qFormat/>
   </w:style>
-  <w:style w:type="paragraph" w:styleId="Heading1">
+  <w:style w:type="paragraph" w:styleId="1">
     <w:name w:val="heading 1"/>
-    <w:basedOn w:val="Normal"/>
-    <w:next w:val="Normal"/>
-    <w:link w:val="Heading1Char"/>
+    <w:basedOn w:val="a"/>
+    <w:next w:val="a"/>
+    <w:link w:val="10"/>
     <w:uiPriority w:val="9"/>
     <w:qFormat/>
     <w:rsid w:val="00F37F21"/>
@@ -1442,11 +2461,11 @@
       <w:szCs w:val="40"/>
     </w:rPr>
   </w:style>
-  <w:style w:type="paragraph" w:styleId="Heading2">
+  <w:style w:type="paragraph" w:styleId="2">
     <w:name w:val="heading 2"/>
-    <w:basedOn w:val="Normal"/>
-    <w:next w:val="Normal"/>
-    <w:link w:val="Heading2Char"/>
+    <w:basedOn w:val="a"/>
+    <w:next w:val="a"/>
+    <w:link w:val="20"/>
     <w:uiPriority w:val="9"/>
     <w:semiHidden/>
     <w:unhideWhenUsed/>
@@ -1465,11 +2484,11 @@
       <w:szCs w:val="32"/>
     </w:rPr>
   </w:style>
-  <w:style w:type="paragraph" w:styleId="Heading3">
+  <w:style w:type="paragraph" w:styleId="3">
     <w:name w:val="heading 3"/>
-    <w:basedOn w:val="Normal"/>
-    <w:next w:val="Normal"/>
-    <w:link w:val="Heading3Char"/>
+    <w:basedOn w:val="a"/>
+    <w:next w:val="a"/>
+    <w:link w:val="30"/>
     <w:uiPriority w:val="9"/>
     <w:semiHidden/>
     <w:unhideWhenUsed/>
@@ -1488,11 +2507,11 @@
       <w:szCs w:val="28"/>
     </w:rPr>
   </w:style>
-  <w:style w:type="paragraph" w:styleId="Heading4">
+  <w:style w:type="paragraph" w:styleId="4">
     <w:name w:val="heading 4"/>
-    <w:basedOn w:val="Normal"/>
-    <w:next w:val="Normal"/>
-    <w:link w:val="Heading4Char"/>
+    <w:basedOn w:val="a"/>
+    <w:next w:val="a"/>
+    <w:link w:val="40"/>
     <w:uiPriority w:val="9"/>
     <w:semiHidden/>
     <w:unhideWhenUsed/>
@@ -1511,11 +2530,11 @@
       <w:color w:val="0F4761" w:themeColor="accent1" w:themeShade="BF"/>
     </w:rPr>
   </w:style>
-  <w:style w:type="paragraph" w:styleId="Heading5">
+  <w:style w:type="paragraph" w:styleId="5">
     <w:name w:val="heading 5"/>
-    <w:basedOn w:val="Normal"/>
-    <w:next w:val="Normal"/>
-    <w:link w:val="Heading5Char"/>
+    <w:basedOn w:val="a"/>
+    <w:next w:val="a"/>
+    <w:link w:val="50"/>
     <w:uiPriority w:val="9"/>
     <w:semiHidden/>
     <w:unhideWhenUsed/>
@@ -1532,11 +2551,11 @@
       <w:color w:val="0F4761" w:themeColor="accent1" w:themeShade="BF"/>
     </w:rPr>
   </w:style>
-  <w:style w:type="paragraph" w:styleId="Heading6">
+  <w:style w:type="paragraph" w:styleId="6">
     <w:name w:val="heading 6"/>
-    <w:basedOn w:val="Normal"/>
-    <w:next w:val="Normal"/>
-    <w:link w:val="Heading6Char"/>
+    <w:basedOn w:val="a"/>
+    <w:next w:val="a"/>
+    <w:link w:val="60"/>
     <w:uiPriority w:val="9"/>
     <w:semiHidden/>
     <w:unhideWhenUsed/>
@@ -1555,11 +2574,11 @@
       <w:color w:val="595959" w:themeColor="text1" w:themeTint="A6"/>
     </w:rPr>
   </w:style>
-  <w:style w:type="paragraph" w:styleId="Heading7">
+  <w:style w:type="paragraph" w:styleId="7">
     <w:name w:val="heading 7"/>
-    <w:basedOn w:val="Normal"/>
-    <w:next w:val="Normal"/>
-    <w:link w:val="Heading7Char"/>
+    <w:basedOn w:val="a"/>
+    <w:next w:val="a"/>
+    <w:link w:val="70"/>
     <w:uiPriority w:val="9"/>
     <w:semiHidden/>
     <w:unhideWhenUsed/>
@@ -1576,11 +2595,11 @@
       <w:color w:val="595959" w:themeColor="text1" w:themeTint="A6"/>
     </w:rPr>
   </w:style>
-  <w:style w:type="paragraph" w:styleId="Heading8">
+  <w:style w:type="paragraph" w:styleId="8">
     <w:name w:val="heading 8"/>
-    <w:basedOn w:val="Normal"/>
-    <w:next w:val="Normal"/>
-    <w:link w:val="Heading8Char"/>
+    <w:basedOn w:val="a"/>
+    <w:next w:val="a"/>
+    <w:link w:val="80"/>
     <w:uiPriority w:val="9"/>
     <w:semiHidden/>
     <w:unhideWhenUsed/>
@@ -1599,11 +2618,11 @@
       <w:color w:val="272727" w:themeColor="text1" w:themeTint="D8"/>
     </w:rPr>
   </w:style>
-  <w:style w:type="paragraph" w:styleId="Heading9">
+  <w:style w:type="paragraph" w:styleId="9">
     <w:name w:val="heading 9"/>
-    <w:basedOn w:val="Normal"/>
-    <w:next w:val="Normal"/>
-    <w:link w:val="Heading9Char"/>
+    <w:basedOn w:val="a"/>
+    <w:next w:val="a"/>
+    <w:link w:val="90"/>
     <w:uiPriority w:val="9"/>
     <w:semiHidden/>
     <w:unhideWhenUsed/>
@@ -1620,12 +2639,13 @@
       <w:color w:val="272727" w:themeColor="text1" w:themeTint="D8"/>
     </w:rPr>
   </w:style>
-  <w:style w:type="character" w:default="1" w:styleId="DefaultParagraphFont">
+  <w:style w:type="character" w:default="1" w:styleId="a0">
     <w:name w:val="Default Paragraph Font"/>
     <w:uiPriority w:val="1"/>
+    <w:semiHidden/>
     <w:unhideWhenUsed/>
   </w:style>
-  <w:style w:type="table" w:default="1" w:styleId="TableNormal">
+  <w:style w:type="table" w:default="1" w:styleId="a1">
     <w:name w:val="Normal Table"/>
     <w:uiPriority w:val="99"/>
     <w:semiHidden/>
@@ -1640,16 +2660,16 @@
       </w:tblCellMar>
     </w:tblPr>
   </w:style>
-  <w:style w:type="numbering" w:default="1" w:styleId="NoList">
+  <w:style w:type="numbering" w:default="1" w:styleId="a2">
     <w:name w:val="No List"/>
     <w:uiPriority w:val="99"/>
     <w:semiHidden/>
     <w:unhideWhenUsed/>
   </w:style>
-  <w:style w:type="character" w:customStyle="1" w:styleId="Heading1Char">
-    <w:name w:val="Heading 1 Char"/>
-    <w:basedOn w:val="DefaultParagraphFont"/>
-    <w:link w:val="Heading1"/>
+  <w:style w:type="character" w:customStyle="1" w:styleId="10">
+    <w:name w:val="Заголовок 1 Знак"/>
+    <w:basedOn w:val="a0"/>
+    <w:link w:val="1"/>
     <w:uiPriority w:val="9"/>
     <w:rsid w:val="00F37F21"/>
     <w:rPr>
@@ -1659,10 +2679,10 @@
       <w:szCs w:val="40"/>
     </w:rPr>
   </w:style>
-  <w:style w:type="character" w:customStyle="1" w:styleId="Heading2Char">
-    <w:name w:val="Heading 2 Char"/>
-    <w:basedOn w:val="DefaultParagraphFont"/>
-    <w:link w:val="Heading2"/>
+  <w:style w:type="character" w:customStyle="1" w:styleId="20">
+    <w:name w:val="Заголовок 2 Знак"/>
+    <w:basedOn w:val="a0"/>
+    <w:link w:val="2"/>
     <w:uiPriority w:val="9"/>
     <w:semiHidden/>
     <w:rsid w:val="00F37F21"/>
@@ -1673,10 +2693,10 @@
       <w:szCs w:val="32"/>
     </w:rPr>
   </w:style>
-  <w:style w:type="character" w:customStyle="1" w:styleId="Heading3Char">
-    <w:name w:val="Heading 3 Char"/>
-    <w:basedOn w:val="DefaultParagraphFont"/>
-    <w:link w:val="Heading3"/>
+  <w:style w:type="character" w:customStyle="1" w:styleId="30">
+    <w:name w:val="Заголовок 3 Знак"/>
+    <w:basedOn w:val="a0"/>
+    <w:link w:val="3"/>
     <w:uiPriority w:val="9"/>
     <w:semiHidden/>
     <w:rsid w:val="00F37F21"/>
@@ -1687,10 +2707,10 @@
       <w:szCs w:val="28"/>
     </w:rPr>
   </w:style>
-  <w:style w:type="character" w:customStyle="1" w:styleId="Heading4Char">
-    <w:name w:val="Heading 4 Char"/>
-    <w:basedOn w:val="DefaultParagraphFont"/>
-    <w:link w:val="Heading4"/>
+  <w:style w:type="character" w:customStyle="1" w:styleId="40">
+    <w:name w:val="Заголовок 4 Знак"/>
+    <w:basedOn w:val="a0"/>
+    <w:link w:val="4"/>
     <w:uiPriority w:val="9"/>
     <w:semiHidden/>
     <w:rsid w:val="00F37F21"/>
@@ -1701,10 +2721,10 @@
       <w:color w:val="0F4761" w:themeColor="accent1" w:themeShade="BF"/>
     </w:rPr>
   </w:style>
-  <w:style w:type="character" w:customStyle="1" w:styleId="Heading5Char">
-    <w:name w:val="Heading 5 Char"/>
-    <w:basedOn w:val="DefaultParagraphFont"/>
-    <w:link w:val="Heading5"/>
+  <w:style w:type="character" w:customStyle="1" w:styleId="50">
+    <w:name w:val="Заголовок 5 Знак"/>
+    <w:basedOn w:val="a0"/>
+    <w:link w:val="5"/>
     <w:uiPriority w:val="9"/>
     <w:semiHidden/>
     <w:rsid w:val="00F37F21"/>
@@ -1713,10 +2733,10 @@
       <w:color w:val="0F4761" w:themeColor="accent1" w:themeShade="BF"/>
     </w:rPr>
   </w:style>
-  <w:style w:type="character" w:customStyle="1" w:styleId="Heading6Char">
-    <w:name w:val="Heading 6 Char"/>
-    <w:basedOn w:val="DefaultParagraphFont"/>
-    <w:link w:val="Heading6"/>
+  <w:style w:type="character" w:customStyle="1" w:styleId="60">
+    <w:name w:val="Заголовок 6 Знак"/>
+    <w:basedOn w:val="a0"/>
+    <w:link w:val="6"/>
     <w:uiPriority w:val="9"/>
     <w:semiHidden/>
     <w:rsid w:val="00F37F21"/>
@@ -1727,10 +2747,10 @@
       <w:color w:val="595959" w:themeColor="text1" w:themeTint="A6"/>
     </w:rPr>
   </w:style>
-  <w:style w:type="character" w:customStyle="1" w:styleId="Heading7Char">
-    <w:name w:val="Heading 7 Char"/>
-    <w:basedOn w:val="DefaultParagraphFont"/>
-    <w:link w:val="Heading7"/>
+  <w:style w:type="character" w:customStyle="1" w:styleId="70">
+    <w:name w:val="Заголовок 7 Знак"/>
+    <w:basedOn w:val="a0"/>
+    <w:link w:val="7"/>
     <w:uiPriority w:val="9"/>
     <w:semiHidden/>
     <w:rsid w:val="00F37F21"/>
@@ -1739,10 +2759,10 @@
       <w:color w:val="595959" w:themeColor="text1" w:themeTint="A6"/>
     </w:rPr>
   </w:style>
-  <w:style w:type="character" w:customStyle="1" w:styleId="Heading8Char">
-    <w:name w:val="Heading 8 Char"/>
-    <w:basedOn w:val="DefaultParagraphFont"/>
-    <w:link w:val="Heading8"/>
+  <w:style w:type="character" w:customStyle="1" w:styleId="80">
+    <w:name w:val="Заголовок 8 Знак"/>
+    <w:basedOn w:val="a0"/>
+    <w:link w:val="8"/>
     <w:uiPriority w:val="9"/>
     <w:semiHidden/>
     <w:rsid w:val="00F37F21"/>
@@ -1753,10 +2773,10 @@
       <w:color w:val="272727" w:themeColor="text1" w:themeTint="D8"/>
     </w:rPr>
   </w:style>
-  <w:style w:type="character" w:customStyle="1" w:styleId="Heading9Char">
-    <w:name w:val="Heading 9 Char"/>
-    <w:basedOn w:val="DefaultParagraphFont"/>
-    <w:link w:val="Heading9"/>
+  <w:style w:type="character" w:customStyle="1" w:styleId="90">
+    <w:name w:val="Заголовок 9 Знак"/>
+    <w:basedOn w:val="a0"/>
+    <w:link w:val="9"/>
     <w:uiPriority w:val="9"/>
     <w:semiHidden/>
     <w:rsid w:val="00F37F21"/>
@@ -1765,11 +2785,11 @@
       <w:color w:val="272727" w:themeColor="text1" w:themeTint="D8"/>
     </w:rPr>
   </w:style>
-  <w:style w:type="paragraph" w:styleId="Title">
+  <w:style w:type="paragraph" w:styleId="a3">
     <w:name w:val="Title"/>
-    <w:basedOn w:val="Normal"/>
-    <w:next w:val="Normal"/>
-    <w:link w:val="TitleChar"/>
+    <w:basedOn w:val="a"/>
+    <w:next w:val="a"/>
+    <w:link w:val="a4"/>
     <w:uiPriority w:val="10"/>
     <w:qFormat/>
     <w:rsid w:val="00F37F21"/>
@@ -1785,10 +2805,10 @@
       <w:szCs w:val="56"/>
     </w:rPr>
   </w:style>
-  <w:style w:type="character" w:customStyle="1" w:styleId="TitleChar">
-    <w:name w:val="Title Char"/>
-    <w:basedOn w:val="DefaultParagraphFont"/>
-    <w:link w:val="Title"/>
+  <w:style w:type="character" w:customStyle="1" w:styleId="a4">
+    <w:name w:val="Назва Знак"/>
+    <w:basedOn w:val="a0"/>
+    <w:link w:val="a3"/>
     <w:uiPriority w:val="10"/>
     <w:rsid w:val="00F37F21"/>
     <w:rPr>
@@ -1799,11 +2819,11 @@
       <w:szCs w:val="56"/>
     </w:rPr>
   </w:style>
-  <w:style w:type="paragraph" w:styleId="Subtitle">
+  <w:style w:type="paragraph" w:styleId="a5">
     <w:name w:val="Subtitle"/>
-    <w:basedOn w:val="Normal"/>
-    <w:next w:val="Normal"/>
-    <w:link w:val="SubtitleChar"/>
+    <w:basedOn w:val="a"/>
+    <w:next w:val="a"/>
+    <w:link w:val="a6"/>
     <w:uiPriority w:val="11"/>
     <w:qFormat/>
     <w:rsid w:val="00F37F21"/>
@@ -1820,10 +2840,10 @@
       <w:szCs w:val="28"/>
     </w:rPr>
   </w:style>
-  <w:style w:type="character" w:customStyle="1" w:styleId="SubtitleChar">
-    <w:name w:val="Subtitle Char"/>
-    <w:basedOn w:val="DefaultParagraphFont"/>
-    <w:link w:val="Subtitle"/>
+  <w:style w:type="character" w:customStyle="1" w:styleId="a6">
+    <w:name w:val="Підзаголовок Знак"/>
+    <w:basedOn w:val="a0"/>
+    <w:link w:val="a5"/>
     <w:uiPriority w:val="11"/>
     <w:rsid w:val="00F37F21"/>
     <w:rPr>
@@ -1834,11 +2854,11 @@
       <w:szCs w:val="28"/>
     </w:rPr>
   </w:style>
-  <w:style w:type="paragraph" w:styleId="Quote">
+  <w:style w:type="paragraph" w:styleId="a7">
     <w:name w:val="Quote"/>
-    <w:basedOn w:val="Normal"/>
-    <w:next w:val="Normal"/>
-    <w:link w:val="QuoteChar"/>
+    <w:basedOn w:val="a"/>
+    <w:next w:val="a"/>
+    <w:link w:val="a8"/>
     <w:uiPriority w:val="29"/>
     <w:qFormat/>
     <w:rsid w:val="00F37F21"/>
@@ -1852,10 +2872,10 @@
       <w:color w:val="404040" w:themeColor="text1" w:themeTint="BF"/>
     </w:rPr>
   </w:style>
-  <w:style w:type="character" w:customStyle="1" w:styleId="QuoteChar">
-    <w:name w:val="Quote Char"/>
-    <w:basedOn w:val="DefaultParagraphFont"/>
-    <w:link w:val="Quote"/>
+  <w:style w:type="character" w:customStyle="1" w:styleId="a8">
+    <w:name w:val="Цитата Знак"/>
+    <w:basedOn w:val="a0"/>
+    <w:link w:val="a7"/>
     <w:uiPriority w:val="29"/>
     <w:rsid w:val="00F37F21"/>
     <w:rPr>
@@ -1864,9 +2884,9 @@
       <w:color w:val="404040" w:themeColor="text1" w:themeTint="BF"/>
     </w:rPr>
   </w:style>
-  <w:style w:type="paragraph" w:styleId="ListParagraph">
+  <w:style w:type="paragraph" w:styleId="a9">
     <w:name w:val="List Paragraph"/>
-    <w:basedOn w:val="Normal"/>
+    <w:basedOn w:val="a"/>
     <w:uiPriority w:val="34"/>
     <w:qFormat/>
     <w:rsid w:val="00F37F21"/>
@@ -1875,9 +2895,9 @@
       <w:contextualSpacing/>
     </w:pPr>
   </w:style>
-  <w:style w:type="character" w:styleId="IntenseEmphasis">
+  <w:style w:type="character" w:styleId="aa">
     <w:name w:val="Intense Emphasis"/>
-    <w:basedOn w:val="DefaultParagraphFont"/>
+    <w:basedOn w:val="a0"/>
     <w:uiPriority w:val="21"/>
     <w:qFormat/>
     <w:rsid w:val="00F37F21"/>
@@ -1887,11 +2907,11 @@
       <w:color w:val="0F4761" w:themeColor="accent1" w:themeShade="BF"/>
     </w:rPr>
   </w:style>
-  <w:style w:type="paragraph" w:styleId="IntenseQuote">
+  <w:style w:type="paragraph" w:styleId="ab">
     <w:name w:val="Intense Quote"/>
-    <w:basedOn w:val="Normal"/>
-    <w:next w:val="Normal"/>
-    <w:link w:val="IntenseQuoteChar"/>
+    <w:basedOn w:val="a"/>
+    <w:next w:val="a"/>
+    <w:link w:val="ac"/>
     <w:uiPriority w:val="30"/>
     <w:qFormat/>
     <w:rsid w:val="00F37F21"/>
@@ -1910,10 +2930,10 @@
       <w:color w:val="0F4761" w:themeColor="accent1" w:themeShade="BF"/>
     </w:rPr>
   </w:style>
-  <w:style w:type="character" w:customStyle="1" w:styleId="IntenseQuoteChar">
-    <w:name w:val="Intense Quote Char"/>
-    <w:basedOn w:val="DefaultParagraphFont"/>
-    <w:link w:val="IntenseQuote"/>
+  <w:style w:type="character" w:customStyle="1" w:styleId="ac">
+    <w:name w:val="Насичена цитата Знак"/>
+    <w:basedOn w:val="a0"/>
+    <w:link w:val="ab"/>
     <w:uiPriority w:val="30"/>
     <w:rsid w:val="00F37F21"/>
     <w:rPr>
@@ -1922,9 +2942,9 @@
       <w:color w:val="0F4761" w:themeColor="accent1" w:themeShade="BF"/>
     </w:rPr>
   </w:style>
-  <w:style w:type="character" w:styleId="IntenseReference">
+  <w:style w:type="character" w:styleId="ad">
     <w:name w:val="Intense Reference"/>
-    <w:basedOn w:val="DefaultParagraphFont"/>
+    <w:basedOn w:val="a0"/>
     <w:uiPriority w:val="32"/>
     <w:qFormat/>
     <w:rsid w:val="00F37F21"/>
@@ -1935,6 +2955,36 @@
       <w:color w:val="0F4761" w:themeColor="accent1" w:themeShade="BF"/>
       <w:spacing w:val="5"/>
     </w:rPr>
+  </w:style>
+  <w:style w:type="paragraph" w:customStyle="1" w:styleId="k3ksmc">
+    <w:name w:val="k3ksmc"/>
+    <w:basedOn w:val="a"/>
+    <w:rsid w:val="00D457F1"/>
+    <w:pPr>
+      <w:spacing w:before="100" w:beforeAutospacing="1" w:after="100" w:afterAutospacing="1" w:line="240" w:lineRule="auto"/>
+    </w:pPr>
+    <w:rPr>
+      <w:rFonts w:ascii="Times New Roman" w:eastAsia="Times New Roman" w:hAnsi="Times New Roman" w:cs="Times New Roman"/>
+      <w:kern w:val="0"/>
+      <w:lang w:val="uk-UA" w:eastAsia="ko-KR"/>
+      <w14:ligatures w14:val="none"/>
+    </w:rPr>
+  </w:style>
+  <w:style w:type="character" w:styleId="ae">
+    <w:name w:val="Strong"/>
+    <w:basedOn w:val="a0"/>
+    <w:uiPriority w:val="22"/>
+    <w:qFormat/>
+    <w:rsid w:val="00D457F1"/>
+    <w:rPr>
+      <w:b/>
+      <w:bCs/>
+    </w:rPr>
+  </w:style>
+  <w:style w:type="character" w:customStyle="1" w:styleId="uv3um">
+    <w:name w:val="uv3um"/>
+    <w:basedOn w:val="a0"/>
+    <w:rsid w:val="00D457F1"/>
   </w:style>
 </w:styles>
 </file>
